--- a/a11/A11_Server_Observation.docx
+++ b/a11/A11_Server_Observation.docx
@@ -48,7 +48,37 @@
           <w:i w:val="0"/>
           <w:sz w:val="22"/>
         </w:rPr>
-        <w:t>Run two provided server implementations — one single-threaded, one backed by a thread pool — and observe how each behaves when multiple clients connect simultaneously. Use netstat to watch TCP connection states evolve in real time, and see concretely why a single-threaded server blocks and how a thread pool eliminates that bottleneck.</w:t>
+        <w:t xml:space="preserve">In this assignment, you will run two provided server implementations — one single-threaded, one backed by a thread pool — and observe how each behaves when multiple clients connect simultaneously. You will use </w:t>
+      </w:r>
+      <w:r>
+        <w:rPr>
+          <w:rFonts w:ascii="Courier New" w:hAnsi="Courier New" w:cs="Courier New"/>
+          <w:b w:val="0"/>
+          <w:i w:val="0"/>
+          <w:sz w:val="22"/>
+          <w:color w:val="17375E"/>
+        </w:rPr>
+        <w:t>netstat</w:t>
+      </w:r>
+      <w:r>
+        <w:rPr>
+          <w:b w:val="0"/>
+          <w:i w:val="0"/>
+          <w:sz w:val="22"/>
+        </w:rPr>
+        <w:t xml:space="preserve"> to watch TCP connection states evolve in real time, and see concretely why a single-threaded server blocks and how a thread pool eliminates that bottleneck. There is no code to write — three Java files are provided. Run the experiments and explain what you observe.</w:t>
+      </w:r>
+    </w:p>
+    <w:p>
+      <w:pPr>
+        <w:spacing w:before="200" w:after="80"/>
+      </w:pPr>
+      <w:r>
+        <w:rPr>
+          <w:b/>
+          <w:sz w:val="24"/>
+        </w:rPr>
+        <w:t>General Instructions</w:t>
       </w:r>
     </w:p>
     <w:p>
@@ -61,92 +91,7 @@
           <w:i w:val="0"/>
           <w:sz w:val="22"/>
         </w:rPr>
-        <w:t>No code to write — three Java files are provided. Run the experiments and explain what you observe.</w:t>
-      </w:r>
-    </w:p>
-    <w:p>
-      <w:pPr>
-        <w:spacing w:before="200" w:after="80"/>
-      </w:pPr>
-      <w:r>
-        <w:rPr>
-          <w:b/>
-          <w:sz w:val="24"/>
-        </w:rPr>
-        <w:t>Learning Objectives</w:t>
-      </w:r>
-    </w:p>
-    <w:p>
-      <w:pPr>
-        <w:pStyle w:val="ListNumber"/>
-        <w:spacing w:after="40"/>
-      </w:pPr>
-      <w:r>
-        <w:rPr>
-          <w:sz w:val="22"/>
-        </w:rPr>
-        <w:t>Trace a TCP connection through the ServerSocket accept loop from LISTEN to ESTABLISHED, and explain what the OS does at each step.</w:t>
-      </w:r>
-    </w:p>
-    <w:p>
-      <w:pPr>
-        <w:pStyle w:val="ListNumber"/>
-        <w:spacing w:after="40"/>
-      </w:pPr>
-      <w:r>
-        <w:rPr>
-          <w:sz w:val="22"/>
-        </w:rPr>
-        <w:t>Explain the blocking-I/O problem in a single-threaded server by observing it directly with two simultaneous clients.</w:t>
-      </w:r>
-    </w:p>
-    <w:p>
-      <w:pPr>
-        <w:pStyle w:val="ListNumber"/>
-        <w:spacing w:after="40"/>
-      </w:pPr>
-      <w:r>
-        <w:rPr>
-          <w:sz w:val="22"/>
-        </w:rPr>
-        <w:t>Explain how a thread-pool design allows concurrent client handling, and verify this by repeating the two-client experiment.</w:t>
-      </w:r>
-    </w:p>
-    <w:p>
-      <w:pPr>
-        <w:pStyle w:val="ListNumber"/>
-        <w:spacing w:after="40"/>
-      </w:pPr>
-      <w:r>
-        <w:rPr>
-          <w:sz w:val="22"/>
-        </w:rPr>
-        <w:t>Read netstat output and identify connection states (LISTEN, ESTABLISHED, TIME_WAIT, CLOSE_WAIT).</w:t>
-      </w:r>
-    </w:p>
-    <w:p>
-      <w:pPr>
-        <w:spacing w:before="200" w:after="80"/>
-      </w:pPr>
-      <w:r>
-        <w:rPr>
-          <w:b/>
-          <w:sz w:val="24"/>
-        </w:rPr>
-        <w:t>Provided Files</w:t>
-      </w:r>
-    </w:p>
-    <w:p>
-      <w:pPr>
-        <w:spacing w:after="80"/>
-      </w:pPr>
-      <w:r>
-        <w:rPr>
-          <w:b w:val="0"/>
-          <w:i w:val="0"/>
-          <w:sz w:val="22"/>
-        </w:rPr>
-        <w:t>The following files are included with this assignment:</w:t>
+        <w:t>You will run several experiments and record your answers directly in this document, then submit it to Gradescope. The following files are provided:</w:t>
       </w:r>
     </w:p>
     <w:p>
@@ -156,9 +101,17 @@
       </w:pPr>
       <w:r>
         <w:rPr>
+          <w:rFonts w:ascii="Courier New" w:hAnsi="Courier New" w:cs="Courier New"/>
+          <w:sz w:val="22"/>
+          <w:color w:val="17375E"/>
+        </w:rPr>
+        <w:t>SingleThreadedServer.java</w:t>
+      </w:r>
+      <w:r>
+        <w:rPr>
           <w:sz w:val="22"/>
         </w:rPr>
-        <w:t>SingleThreadedServer.java — accepts one client at a time; processes each request fully before accepting the next.</w:t>
+        <w:t xml:space="preserve"> — accepts one client at a time; processes each request fully before accepting the next.</w:t>
       </w:r>
     </w:p>
     <w:p>
@@ -168,9 +121,17 @@
       </w:pPr>
       <w:r>
         <w:rPr>
+          <w:rFonts w:ascii="Courier New" w:hAnsi="Courier New" w:cs="Courier New"/>
+          <w:sz w:val="22"/>
+          <w:color w:val="17375E"/>
+        </w:rPr>
+        <w:t>ThreadPoolServer.java</w:t>
+      </w:r>
+      <w:r>
+        <w:rPr>
           <w:sz w:val="22"/>
         </w:rPr>
-        <w:t>ThreadPoolServer.java — dispatches each accepted connection to a thread pool, so multiple clients are served concurrently.</w:t>
+        <w:t xml:space="preserve"> — dispatches each accepted connection to a thread pool, so multiple clients are served concurrently.</w:t>
       </w:r>
     </w:p>
     <w:p>
@@ -180,9 +141,29 @@
       </w:pPr>
       <w:r>
         <w:rPr>
+          <w:rFonts w:ascii="Courier New" w:hAnsi="Courier New" w:cs="Courier New"/>
+          <w:sz w:val="22"/>
+          <w:color w:val="17375E"/>
+        </w:rPr>
+        <w:t>SlowClient.java</w:t>
+      </w:r>
+      <w:r>
+        <w:rPr>
           <w:sz w:val="22"/>
         </w:rPr>
-        <w:t>SlowClient.java — connects to a server, sends one message, then deliberately sleeps for 15 seconds before sending a second message and disconnecting. Use this to occupy a server connection long enough to observe blocking.</w:t>
+        <w:t xml:space="preserve"> — connects to a server, sends one message, then deliberately sleeps for 15 seconds before sending a second message and disconnecting. Use this to occupy a server connection </w:t>
+      </w:r>
+      <w:r>
+        <w:rPr>
+          <w:sz w:val="22"/>
+        </w:rPr>
+        <w:t>long</w:t>
+      </w:r>
+      <w:r>
+        <w:rPr>
+          <w:sz w:val="22"/>
+        </w:rPr>
+        <w:t xml:space="preserve"> enough to observe blocking.</w:t>
       </w:r>
     </w:p>
     <w:p>
@@ -287,7 +268,21 @@
         <w:rPr>
           <w:sz w:val="22"/>
         </w:rPr>
-        <w:t>Terminal 4 (optional): run netstat to observe connection states</w:t>
+        <w:t xml:space="preserve">Terminal 4 (optional): run </w:t>
+      </w:r>
+      <w:r>
+        <w:rPr>
+          <w:rFonts w:ascii="Courier New" w:hAnsi="Courier New" w:cs="Courier New"/>
+          <w:sz w:val="22"/>
+          <w:color w:val="17375E"/>
+        </w:rPr>
+        <w:t>netstat</w:t>
+      </w:r>
+      <w:r>
+        <w:rPr>
+          <w:sz w:val="22"/>
+        </w:rPr>
+        <w:t xml:space="preserve"> to observe connection states</w:t>
       </w:r>
     </w:p>
     <w:p>
@@ -577,7 +572,43 @@
           <w:i w:val="0"/>
           <w:sz w:val="22"/>
         </w:rPr>
-        <w:t>Paste the netstat output you captured while both clients were connected. To help orient your grader, begin your answer with the exact count of ESTABLISHED lines you see in that netstat output — just the number, e.g., "2 ESTABLISHED connections" — before the paste. Then explain: if you see a connection that appears ESTABLISHED from the server's perspective but Client B has not yet received a response, what is the OS doing on behalf of the server? </w:t>
+        <w:t xml:space="preserve">Paste the </w:t>
+      </w:r>
+      <w:r>
+        <w:rPr>
+          <w:rFonts w:ascii="Courier New" w:hAnsi="Courier New" w:cs="Courier New"/>
+          <w:b w:val="0"/>
+          <w:i w:val="0"/>
+          <w:sz w:val="22"/>
+          <w:color w:val="17375E"/>
+        </w:rPr>
+        <w:t>netstat</w:t>
+      </w:r>
+      <w:r>
+        <w:rPr>
+          <w:b w:val="0"/>
+          <w:i w:val="0"/>
+          <w:sz w:val="22"/>
+        </w:rPr>
+        <w:t xml:space="preserve"> output you captured while both clients were connected. To help orient your grader, begin your answer with the exact count of ESTABLISHED lines you see in that </w:t>
+      </w:r>
+      <w:r>
+        <w:rPr>
+          <w:rFonts w:ascii="Courier New" w:hAnsi="Courier New" w:cs="Courier New"/>
+          <w:b w:val="0"/>
+          <w:i w:val="0"/>
+          <w:sz w:val="22"/>
+          <w:color w:val="17375E"/>
+        </w:rPr>
+        <w:t>netstat</w:t>
+      </w:r>
+      <w:r>
+        <w:rPr>
+          <w:b w:val="0"/>
+          <w:i w:val="0"/>
+          <w:sz w:val="22"/>
+        </w:rPr>
+        <w:t xml:space="preserve"> output — just the number, e.g., "2 ESTABLISHED connections" — before the paste. Then explain: if you see a connection that appears ESTABLISHED from the server's perspective but Client B has not yet received a response, what is the OS doing on behalf of the server? </w:t>
       </w:r>
     </w:p>
     <w:tbl>
@@ -696,7 +727,25 @@
           <w:i w:val="0"/>
           <w:sz w:val="22"/>
         </w:rPr>
-        <w:t>Explain in your own words why SingleThreadedServer cannot serve both clients at the same time. Trace what the server thread is doing while Client B is waiting, and explain why it cannot respond to new clients until it finishes with the current one.</w:t>
+        <w:t xml:space="preserve">Explain in your own words why SingleThreadedServer cannot serve both clients at the same time. Trace what the server thread is doing while Client B is waiting, and explain why it cannot respond to </w:t>
+      </w:r>
+      <w:r>
+        <w:rPr>
+          <w:rFonts w:ascii="Courier New" w:hAnsi="Courier New" w:cs="Courier New"/>
+          <w:b w:val="0"/>
+          <w:i w:val="0"/>
+          <w:sz w:val="22"/>
+          <w:color w:val="17375E"/>
+        </w:rPr>
+        <w:t>new</w:t>
+      </w:r>
+      <w:r>
+        <w:rPr>
+          <w:b w:val="0"/>
+          <w:i w:val="0"/>
+          <w:sz w:val="22"/>
+        </w:rPr>
+        <w:t xml:space="preserve"> clients until it finishes with the current one.</w:t>
       </w:r>
     </w:p>
     <w:tbl>
@@ -869,7 +918,25 @@
           <w:i w:val="0"/>
           <w:sz w:val="22"/>
         </w:rPr>
-        <w:t>Step 4: Observe connections with netstat while both are running.</w:t>
+        <w:t xml:space="preserve">Step 4: Observe connections with </w:t>
+      </w:r>
+      <w:r>
+        <w:rPr>
+          <w:rFonts w:ascii="Courier New" w:hAnsi="Courier New" w:cs="Courier New"/>
+          <w:b w:val="0"/>
+          <w:i w:val="0"/>
+          <w:sz w:val="22"/>
+          <w:color w:val="17375E"/>
+        </w:rPr>
+        <w:t>netstat</w:t>
+      </w:r>
+      <w:r>
+        <w:rPr>
+          <w:b w:val="0"/>
+          <w:i w:val="0"/>
+          <w:sz w:val="22"/>
+        </w:rPr>
+        <w:t xml:space="preserve"> while both are running.</w:t>
       </w:r>
     </w:p>
     <w:tbl>
@@ -986,7 +1053,25 @@
           <w:i w:val="0"/>
           <w:sz w:val="22"/>
         </w:rPr>
-        <w:t>Open ThreadPoolServer.java (provided — do not modify it). Find the lines that create and use the ExecutorService. What does the submit() call do in terms of threads? What does this mean for the main thread’s ability to handle additional connections?</w:t>
+        <w:t xml:space="preserve">Open </w:t>
+      </w:r>
+      <w:r>
+        <w:rPr>
+          <w:rFonts w:ascii="Courier New" w:hAnsi="Courier New" w:cs="Courier New"/>
+          <w:b w:val="0"/>
+          <w:i w:val="0"/>
+          <w:sz w:val="22"/>
+          <w:color w:val="17375E"/>
+        </w:rPr>
+        <w:t>ThreadPoolServer.java</w:t>
+      </w:r>
+      <w:r>
+        <w:rPr>
+          <w:b w:val="0"/>
+          <w:i w:val="0"/>
+          <w:sz w:val="22"/>
+        </w:rPr>
+        <w:t xml:space="preserve"> (provided — do not modify it). Find the lines that create and use the ExecutorService. What does the submit() call do in terms of threads? What does this mean for the main thread’s ability to handle additional connections?</w:t>
       </w:r>
     </w:p>
     <w:tbl>
@@ -1103,7 +1188,25 @@
           <w:i w:val="0"/>
           <w:sz w:val="22"/>
         </w:rPr>
-        <w:t>For this part you will observe connection states over time. Start ThreadPoolServer on port 9002, connect a single SlowClient, then disconnect it and watch netstat for at least 30 seconds afterward.</w:t>
+        <w:t xml:space="preserve">For this part you will observe connection states over time. Start ThreadPoolServer on port 9002, connect a single SlowClient, then disconnect it and watch </w:t>
+      </w:r>
+      <w:r>
+        <w:rPr>
+          <w:rFonts w:ascii="Courier New" w:hAnsi="Courier New" w:cs="Courier New"/>
+          <w:b w:val="0"/>
+          <w:i w:val="0"/>
+          <w:sz w:val="22"/>
+          <w:color w:val="17375E"/>
+        </w:rPr>
+        <w:t>netstat</w:t>
+      </w:r>
+      <w:r>
+        <w:rPr>
+          <w:b w:val="0"/>
+          <w:i w:val="0"/>
+          <w:sz w:val="22"/>
+        </w:rPr>
+        <w:t xml:space="preserve"> for at least 30 seconds afterward.</w:t>
       </w:r>
     </w:p>
     <w:tbl>
@@ -1236,7 +1339,41 @@
           <w:i w:val="0"/>
           <w:sz w:val="22"/>
         </w:rPr>
-        <w:t>List the sequence of TCP states you observed for the connection between SlowClient and ThreadPoolServer, from initial connection through final cleanup. Which state appeared immediately after the client disconnected? How long did it persist?</w:t>
+        <w:t xml:space="preserve">List the sequence of TCP states you observed for the connection between SlowClient and ThreadPoolServer, from initial connection through </w:t>
+      </w:r>
+      <w:r>
+        <w:rPr>
+          <w:rFonts w:ascii="Courier New" w:hAnsi="Courier New" w:cs="Courier New"/>
+          <w:b w:val="0"/>
+          <w:i w:val="0"/>
+          <w:sz w:val="22"/>
+          <w:color w:val="17375E"/>
+        </w:rPr>
+        <w:t>final</w:t>
+      </w:r>
+      <w:r>
+        <w:rPr>
+          <w:b w:val="0"/>
+          <w:i w:val="0"/>
+          <w:sz w:val="22"/>
+        </w:rPr>
+        <w:t xml:space="preserve"> cleanup. Which state appeared immediately after the client disconnected? How </w:t>
+      </w:r>
+      <w:r>
+        <w:rPr>
+          <w:b w:val="0"/>
+          <w:i w:val="0"/>
+          <w:sz w:val="22"/>
+        </w:rPr>
+        <w:t>long</w:t>
+      </w:r>
+      <w:r>
+        <w:rPr>
+          <w:b w:val="0"/>
+          <w:i w:val="0"/>
+          <w:sz w:val="22"/>
+        </w:rPr>
+        <w:t xml:space="preserve"> did it persist?</w:t>
       </w:r>
     </w:p>
     <w:tbl>
@@ -1292,7 +1429,23 @@
           <w:i w:val="0"/>
           <w:sz w:val="22"/>
         </w:rPr>
-        <w:t>The LISTEN state appears permanently on the server's port 9002 line as long as the server is running. Explain what LISTEN means in terms of the OS and the TCP stack. What would happen if you tried to start a second server on port 9002 while the first is still running?</w:t>
+        <w:t xml:space="preserve">The LISTEN state appears permanently on the server's port 9002 line as </w:t>
+      </w:r>
+      <w:r>
+        <w:rPr>
+          <w:b w:val="0"/>
+          <w:i w:val="0"/>
+          <w:sz w:val="22"/>
+        </w:rPr>
+        <w:t>long</w:t>
+      </w:r>
+      <w:r>
+        <w:rPr>
+          <w:b w:val="0"/>
+          <w:i w:val="0"/>
+          <w:sz w:val="22"/>
+        </w:rPr>
+        <w:t xml:space="preserve"> as the server is running. Explain what LISTEN means in terms of the OS and the TCP stack. What would happen if you tried to start a second server on port 9002 while the first is still running?</w:t>
       </w:r>
     </w:p>
     <w:tbl>
@@ -1450,9 +1603,21 @@
         <w:rPr>
           <w:sz w:val="22"/>
         </w:rPr>
-        <w:t>1.</w:t>
-        <w:tab/>
-        <w:t>Part A: server console output + netstat output + written answers to Q1, Q2, Q3, and Q4.</w:t>
+        <w:t xml:space="preserve">1.Part A: server console output + </w:t>
+      </w:r>
+      <w:r>
+        <w:rPr>
+          <w:rFonts w:ascii="Courier New" w:hAnsi="Courier New" w:cs="Courier New"/>
+          <w:sz w:val="22"/>
+          <w:color w:val="17375E"/>
+        </w:rPr>
+        <w:t>netstat</w:t>
+      </w:r>
+      <w:r>
+        <w:rPr>
+          <w:sz w:val="22"/>
+        </w:rPr>
+        <w:t xml:space="preserve"> output + written answers to Q1, Q2, Q3, and Q4.</w:t>
       </w:r>
     </w:p>
     <w:p>
@@ -1464,9 +1629,7 @@
         <w:rPr>
           <w:sz w:val="22"/>
         </w:rPr>
-        <w:t>2.</w:t>
-        <w:tab/>
-        <w:t>Part B: server console output + written answers to Q5, Q6, and Q7.</w:t>
+        <w:t>2.Part B: server console output + written answers to Q5, Q6, and Q7.</w:t>
       </w:r>
     </w:p>
     <w:p>
@@ -1478,9 +1641,7 @@
         <w:rPr>
           <w:sz w:val="22"/>
         </w:rPr>
-        <w:t>3.</w:t>
-        <w:tab/>
-        <w:t>Part C: list of states observed + written answers to Q8, Q9, and Q10.</w:t>
+        <w:t>3.Part C: list of states observed + written answers to Q8, Q9, and Q10.</w:t>
       </w:r>
     </w:p>
     <w:p>
@@ -1493,7 +1654,25 @@
           <w:i w:val="0"/>
           <w:sz w:val="22"/>
         </w:rPr>
-        <w:t>Do not submit .java or .class files.</w:t>
+        <w:t>Do not submit .</w:t>
+      </w:r>
+      <w:r>
+        <w:rPr>
+          <w:rFonts w:ascii="Courier New" w:hAnsi="Courier New" w:cs="Courier New"/>
+          <w:b w:val="0"/>
+          <w:i w:val="0"/>
+          <w:sz w:val="22"/>
+          <w:color w:val="17375E"/>
+        </w:rPr>
+        <w:t>java</w:t>
+      </w:r>
+      <w:r>
+        <w:rPr>
+          <w:b w:val="0"/>
+          <w:i w:val="0"/>
+          <w:sz w:val="22"/>
+        </w:rPr>
+        <w:t xml:space="preserve"> or .class files.</w:t>
       </w:r>
     </w:p>
     <w:sectPr>
